--- a/deliverables/VIDEO_6_Before_You_Take_An_Internal_Role_FINAL/Approved_Recording_Master_Reference.docx
+++ b/deliverables/VIDEO_6_Before_You_Take_An_Internal_Role_FINAL/Approved_Recording_Master_Reference.docx
@@ -62,13 +62,13 @@
           <w:color w:val="8A6D1E"/>
           <w:sz w:val="20"/>
         </w:rPr>
-        <w:t xml:space="preserve">Source  </w:t>
+        <w:t xml:space="preserve">Source file  </w:t>
       </w:r>
       <w:r>
         <w:rPr>
           <w:sz w:val="21"/>
         </w:rPr>
-        <w:t>Video_6_Before_You_Take_An_Internal_Role_Revised1.docx</w:t>
+        <w:t>V6_Recording_Master_LOCKED_2026-09-09.docx</w:t>
       </w:r>
     </w:p>
     <w:p>
@@ -81,13 +81,32 @@
           <w:color w:val="8A6D1E"/>
           <w:sz w:val="20"/>
         </w:rPr>
-        <w:t xml:space="preserve">Version  </w:t>
+        <w:t xml:space="preserve">Locked  </w:t>
       </w:r>
       <w:r>
         <w:rPr>
           <w:sz w:val="21"/>
         </w:rPr>
-        <w:t>REVISED RECORDING MASTER v2.0</w:t>
+        <w:t>September 9, 2026</w:t>
+      </w:r>
+    </w:p>
+    <w:p>
+      <w:pPr>
+        <w:spacing w:after="80"/>
+      </w:pPr>
+      <w:r>
+        <w:rPr>
+          <w:b/>
+          <w:color w:val="8A6D1E"/>
+          <w:sz w:val="20"/>
+        </w:rPr>
+        <w:t xml:space="preserve">Script SHA-256  </w:t>
+      </w:r>
+      <w:r>
+        <w:rPr>
+          <w:sz w:val="21"/>
+        </w:rPr>
+        <w:t>766d3e4a86af004ba91abd50f8aa28dbd8552a1e954ef1d7e4c45ad580f464ba</w:t>
       </w:r>
     </w:p>
     <w:p>
@@ -106,7 +125,26 @@
         <w:rPr>
           <w:sz w:val="21"/>
         </w:rPr>
-        <w:t>1487</w:t>
+        <w:t>1151</w:t>
+      </w:r>
+    </w:p>
+    <w:p>
+      <w:pPr>
+        <w:spacing w:after="80"/>
+      </w:pPr>
+      <w:r>
+        <w:rPr>
+          <w:b/>
+          <w:color w:val="8A6D1E"/>
+          <w:sz w:val="20"/>
+        </w:rPr>
+        <w:t xml:space="preserve">Speech-only estimate  </w:t>
+      </w:r>
+      <w:r>
+        <w:rPr>
+          <w:sz w:val="21"/>
+        </w:rPr>
+        <w:t>7:56 to 8:51 at 130 to 145 wpm</w:t>
       </w:r>
     </w:p>
     <w:p>
@@ -125,7 +163,7 @@
           <w:color w:val="9B2C10"/>
           <w:sz w:val="21"/>
         </w:rPr>
-        <w:t>This is a reading copy. The v2.0 Recording Master is the spoken source of truth and nothing in this package replaces a line of it. Every spoken line below is reproduced verbatim, verified paragraph by paragraph after this file was written.</w:t>
+        <w:t>This is a reading copy. The September 9 Recording Master is the spoken source of truth and nothing in this package replaces a line of it. Section labels and bracketed directions are production instructions and are not spoken.</w:t>
       </w:r>
     </w:p>
     <w:p>
@@ -135,11 +173,32 @@
       <w:r>
         <w:rPr>
           <w:b w:val="0"/>
-          <w:i/>
+          <w:i w:val="0"/>
           <w:color w:val="5A6B82"/>
           <w:sz w:val="19"/>
         </w:rPr>
-        <w:t>Section labels are production markers and are not spoken.</w:t>
+        <w:t>RUNTIME: ESTIMATE ONLY, NOT A MEASUREMENT</w:t>
+        <w:br/>
+        <w:br/>
+        <w:t>The figure below is arithmetic on the locked script's word count at 130 to 145</w:t>
+        <w:br/>
+        <w:t>words per minute, the band the September 9 roadmap itself uses. It is speech only. It excludes the scripted pauses, the holds</w:t>
+        <w:br/>
+        <w:t>on full-screen graphics, B-roll, and every edit decision.</w:t>
+        <w:br/>
+        <w:br/>
+        <w:t>It is NOT a timed read and it is NOT a finished runtime. The finished runtime</w:t>
+        <w:br/>
+        <w:t>does not exist until the export does.</w:t>
+        <w:br/>
+        <w:br/>
+        <w:t>The target printed on the source cover is not a verified finished length</w:t>
+        <w:br/>
+        <w:t>either. The September 9 scripts are shorter than the earlier drafts. Do not</w:t>
+        <w:br/>
+        <w:t>restore deleted material, pad the script, or slow the delivery to reach an</w:t>
+        <w:br/>
+        <w:t>older target.</w:t>
       </w:r>
     </w:p>
     <w:p>
@@ -168,7 +227,7 @@
           <w:i w:val="0"/>
           <w:sz w:val="24"/>
         </w:rPr>
-        <w:t>An internal move can look safe because the logo does not change.</w:t>
+        <w:t>You are offered an internal role.</w:t>
       </w:r>
     </w:p>
     <w:p>
@@ -181,7 +240,7 @@
           <w:i w:val="0"/>
           <w:sz w:val="24"/>
         </w:rPr>
-        <w:t>That is exactly why it can fool you.</w:t>
+        <w:t>Same company. Better title. Maybe more visibility. Maybe more money.</w:t>
       </w:r>
     </w:p>
     <w:p>
@@ -194,7 +253,7 @@
           <w:i w:val="0"/>
           <w:sz w:val="24"/>
         </w:rPr>
-        <w:t>Same company.</w:t>
+        <w:t>It feels like progress because something is changing.</w:t>
       </w:r>
     </w:p>
     <w:p>
@@ -207,7 +266,7 @@
           <w:i w:val="0"/>
           <w:sz w:val="24"/>
         </w:rPr>
-        <w:t>Same systems.</w:t>
+        <w:t>But before I said yes, I would want one question answered:</w:t>
       </w:r>
     </w:p>
     <w:p>
@@ -220,7 +279,7 @@
           <w:i w:val="0"/>
           <w:sz w:val="24"/>
         </w:rPr>
-        <w:t>Maybe a better title.</w:t>
+        <w:t>A year from now, what will I be able to do, decide, or prove that I cannot do today?</w:t>
       </w:r>
     </w:p>
     <w:p>
@@ -233,7 +292,7 @@
           <w:i w:val="0"/>
           <w:sz w:val="24"/>
         </w:rPr>
-        <w:t>The question is not simply, "Am I leaving?"</w:t>
+        <w:t>Because an internal move can change your title without changing your career.</w:t>
       </w:r>
     </w:p>
     <w:p>
@@ -246,20 +305,7 @@
           <w:i w:val="0"/>
           <w:sz w:val="24"/>
         </w:rPr>
-        <w:t>The better question is, "Will this work build something new in me?"</w:t>
-      </w:r>
-    </w:p>
-    <w:p>
-      <w:pPr>
-        <w:spacing w:before="0" w:after="180"/>
-      </w:pPr>
-      <w:r>
-        <w:rPr>
-          <w:b w:val="0"/>
-          <w:i w:val="0"/>
-          <w:sz w:val="24"/>
-        </w:rPr>
-        <w:t>Before you take an internal role, ask three questions:</w:t>
+        <w:t>Before you take it, test three things:</w:t>
       </w:r>
     </w:p>
     <w:p>
@@ -311,7 +357,20 @@
           <w:i w:val="0"/>
           <w:sz w:val="24"/>
         </w:rPr>
-        <w:t>If you cannot answer those clearly, a new title may give you movement without giving you growth.</w:t>
+        <w:t>If those answers are weak, a new title may give you movement without giving you much growth.</w:t>
+      </w:r>
+    </w:p>
+    <w:p>
+      <w:pPr>
+        <w:spacing w:before="0" w:after="180"/>
+      </w:pPr>
+      <w:r>
+        <w:rPr>
+          <w:b w:val="0"/>
+          <w:i w:val="0"/>
+          <w:sz w:val="24"/>
+        </w:rPr>
+        <w:t>You may not need to leave. But the work does need to change.</w:t>
       </w:r>
     </w:p>
     <w:p>
@@ -353,7 +412,7 @@
           <w:i w:val="0"/>
           <w:sz w:val="24"/>
         </w:rPr>
-        <w:t>Internal moves are easy to underestimate because the employer does not change. But your employer is only one part of the context. The work can change even when the company does not.</w:t>
+        <w:t>An internal move can absolutely be a real career move. The employer is only one part of the context. The work, decisions, stakeholders, systems, and evidence can change even when the logo does not.</w:t>
       </w:r>
     </w:p>
     <w:p>
@@ -366,7 +425,7 @@
           <w:i w:val="0"/>
           <w:sz w:val="24"/>
         </w:rPr>
-        <w:t>In one chapter of my own career, roughly six months in, the scope of my role expanded. The important part was not that more things appeared on my list. People began trusting me with work beyond the original box.</w:t>
+        <w:t>In one chapter of my own career, roughly six months in, the scope of my role expanded. What mattered was not that more things appeared on my list. People began trusting me with work beyond the original box.</w:t>
       </w:r>
     </w:p>
     <w:p>
@@ -379,33 +438,7 @@
           <w:i w:val="0"/>
           <w:sz w:val="24"/>
         </w:rPr>
-        <w:t>That experience gave me a more useful way to think about internal mobility. A meaningful internal move can be a new role, team, function, assignment, or scope. What matters is whether it changes what you are learning, deciding, and becoming able to prove.</w:t>
-      </w:r>
-    </w:p>
-    <w:p>
-      <w:pPr>
-        <w:spacing w:before="0" w:after="180"/>
-      </w:pPr>
-      <w:r>
-        <w:rPr>
-          <w:b w:val="0"/>
-          <w:i w:val="0"/>
-          <w:sz w:val="24"/>
-        </w:rPr>
-        <w:t>There is a real advantage to doing that inside an organization you already know. You may already understand the systems, the language, the history, and some of the relationships. If the opportunity is well designed, that context becomes leverage. You can spend less energy learning how the organization works and more energy learning work you have not done before.</w:t>
-      </w:r>
-    </w:p>
-    <w:p>
-      <w:pPr>
-        <w:spacing w:before="0" w:after="180"/>
-      </w:pPr>
-      <w:r>
-        <w:rPr>
-          <w:b w:val="0"/>
-          <w:i w:val="0"/>
-          <w:sz w:val="24"/>
-        </w:rPr>
-        <w:t>But familiarity can also hide a cosmetic move. So test the work, not the label.</w:t>
+        <w:t>That is the distinction I want you to carry through this video. Test the work, not the label.</w:t>
       </w:r>
     </w:p>
     <w:p>
@@ -447,7 +480,7 @@
           <w:i w:val="0"/>
           <w:sz w:val="24"/>
         </w:rPr>
-        <w:t>Do not start with the title. Do not start with whether the role sounds more senior. Ask what problems you will be close enough to understand, which systems you will learn, which stakeholders you will have to influence, and which part of the business will become visible from the new seat.</w:t>
+        <w:t>Do not start with the title. Ask what problems you will own, what systems you will learn, which stakeholders you will have to influence, and what part of the business will become visible from the new seat.</w:t>
       </w:r>
     </w:p>
     <w:p>
@@ -460,7 +493,7 @@
           <w:i w:val="0"/>
           <w:sz w:val="24"/>
         </w:rPr>
-        <w:t>A move can be significant even if the title barely changes. If you move from one team to another and suddenly have to understand a different customer, operating model, regulation, or decision process, that can expand your range.</w:t>
+        <w:t>A move can be significant even if the title barely changes. A new customer, operating model, regulation, decision process, or stakeholder environment can expand your range.</w:t>
       </w:r>
     </w:p>
     <w:p>
@@ -473,7 +506,7 @@
           <w:i w:val="0"/>
           <w:sz w:val="24"/>
         </w:rPr>
-        <w:t>The reverse is also true. You can get a new title, a new manager, or a new team and still do almost exactly the same class of work. The nouns change, but the problems, tools, and expectations do not.</w:t>
+        <w:t>The reverse is also true. You can get a new title, new manager, or new team and still do almost exactly the same class of work.</w:t>
       </w:r>
     </w:p>
     <w:p>
@@ -486,7 +519,7 @@
           <w:i w:val="0"/>
           <w:sz w:val="24"/>
         </w:rPr>
-        <w:t>That move may still be worth taking for pay, flexibility, stability, or manager fit. Those are real reasons. Just do not call it career growth automatically.</w:t>
+        <w:t>That move may still be right for pay, flexibility, stability, or manager fit. Those are legitimate reasons. Just do not call it growth automatically.</w:t>
       </w:r>
     </w:p>
     <w:p>
@@ -499,7 +532,7 @@
           <w:i w:val="0"/>
           <w:sz w:val="24"/>
         </w:rPr>
-        <w:t>Ask the internal hiring manager: What are the three most important problems this person will own in the first six months? What will I have to learn that I do not already know? Which parts of the organization will I understand differently because I held this role?</w:t>
+        <w:t>Ask the internal hiring manager three things: What are the most important problems this person will own in the first six months? What will I have to learn that I do not already know? What will I understand differently because I held this role?</w:t>
       </w:r>
     </w:p>
     <w:p>
@@ -512,20 +545,7 @@
           <w:i w:val="0"/>
           <w:sz w:val="24"/>
         </w:rPr>
-        <w:t>Listen for concrete work. Words like strategic, visible, and high impact sound attractive, but they do not tell you what you will actually become able to do.</w:t>
-      </w:r>
-    </w:p>
-    <w:p>
-      <w:pPr>
-        <w:spacing w:before="0" w:after="180"/>
-      </w:pPr>
-      <w:r>
-        <w:rPr>
-          <w:b w:val="0"/>
-          <w:i w:val="0"/>
-          <w:sz w:val="24"/>
-        </w:rPr>
-        <w:t>If you cannot name the new problems, systems, stakeholders, or context, the first answer may be no.</w:t>
+        <w:t>Listen for concrete work. Words like strategic, visible, and high impact are not enough if nobody can tell you what will actually be different.</w:t>
       </w:r>
     </w:p>
     <w:p>
@@ -567,7 +587,7 @@
           <w:i w:val="0"/>
           <w:sz w:val="24"/>
         </w:rPr>
-        <w:t>This distinction matters because dependable people often get more responsibility before they get more judgment.</w:t>
+        <w:t>Dependable people often get more responsibility before they get more judgment.</w:t>
       </w:r>
     </w:p>
     <w:p>
@@ -580,7 +600,7 @@
           <w:i w:val="0"/>
           <w:sz w:val="24"/>
         </w:rPr>
-        <w:t>More tasks can mean volume, coordination, and absorption. More judgment means you have to interpret incomplete information, weigh tradeoffs, recommend a direction, influence people with different incentives, or own the consequence when the instructions stop being clear.</w:t>
+        <w:t>More tasks can mean volume, coordination, and absorption. More judgment means interpreting incomplete information, weighing tradeoffs, recommending a direction, influencing people with different incentives, or owning the consequence when the instructions stop being clear.</w:t>
       </w:r>
     </w:p>
     <w:p>
@@ -593,7 +613,7 @@
           <w:i w:val="0"/>
           <w:sz w:val="24"/>
         </w:rPr>
-        <w:t>Preparing a report is work. Deciding which pattern in the report needs attention, explaining the consequence, and recommending what happens next is a different kind of work.</w:t>
+        <w:t>Preparing a report is work. Deciding which pattern in the report matters, explaining the consequence, and recommending what happens next requires different judgment.</w:t>
       </w:r>
     </w:p>
     <w:p>
@@ -606,7 +626,7 @@
           <w:i w:val="0"/>
           <w:sz w:val="24"/>
         </w:rPr>
-        <w:t>Scheduling a cross-functional meeting is work. Creating enough shared understanding for three functions with different incentives to make a decision requires different judgment.</w:t>
+        <w:t>So ask: Which decisions belong to this role? Where will I be expected to recommend a direction rather than only provide information? What outcome will still be mine when the instructions are incomplete?</w:t>
       </w:r>
     </w:p>
     <w:p>
@@ -619,7 +639,7 @@
           <w:i w:val="0"/>
           <w:sz w:val="24"/>
         </w:rPr>
-        <w:t>Neither operational task is unimportant. The question is what the work is training you to do when the next situation is not identical to the last one.</w:t>
+        <w:t>And check the authority around that judgment. If you are accountable for an outcome but cannot influence the decisions, priorities, resources, or people that produce it, keep investigating.</w:t>
       </w:r>
     </w:p>
     <w:p>
@@ -632,33 +652,7 @@
           <w:i w:val="0"/>
           <w:sz w:val="24"/>
         </w:rPr>
-        <w:t>So ask: Which decisions belong to this role? Where will I be expected to make a recommendation rather than only provide information? What outcome will still be mine when the instructions are incomplete?</w:t>
-      </w:r>
-    </w:p>
-    <w:p>
-      <w:pPr>
-        <w:spacing w:before="0" w:after="180"/>
-      </w:pPr>
-      <w:r>
-        <w:rPr>
-          <w:b w:val="0"/>
-          <w:i w:val="0"/>
-          <w:sz w:val="24"/>
-        </w:rPr>
-        <w:t>Also ask about authority. If you will be accountable for an outcome but unable to influence the decisions, priorities, resources, or people that produce it, the role may be giving you exposure without enough ownership.</w:t>
-      </w:r>
-    </w:p>
-    <w:p>
-      <w:pPr>
-        <w:spacing w:before="0" w:after="180"/>
-      </w:pPr>
-      <w:r>
-        <w:rPr>
-          <w:b w:val="0"/>
-          <w:i w:val="0"/>
-          <w:sz w:val="24"/>
-        </w:rPr>
-        <w:t>If the answer is simply, "You will have more to manage," keep investigating.</w:t>
+        <w:t>If the answer is simply, “You will have more to manage,” that is not enough information.</w:t>
       </w:r>
     </w:p>
     <w:p>
@@ -700,7 +694,7 @@
           <w:i w:val="0"/>
           <w:sz w:val="24"/>
         </w:rPr>
-        <w:t>Internal credibility can become very powerful inside one company and almost invisible outside it. Everybody may know you are the person who can get something done, but another employer does not inherit that reputation with you.</w:t>
+        <w:t>Imagine that a year from now you are interviewing somewhere else. Could you explain what changed without relying on internal acronyms, relationships, or reputation?</w:t>
       </w:r>
     </w:p>
     <w:p>
@@ -713,7 +707,7 @@
           <w:i w:val="0"/>
           <w:sz w:val="24"/>
         </w:rPr>
-        <w:t>Portable evidence does not mean taking confidential material. It means being able to explain the problem, your role, the judgment you used, and the permitted result in language that makes sense without the internal acronyms, relationships, or history.</w:t>
+        <w:t>You should be able to name four things: the problem, your role, the judgment you used, and the permitted result.</w:t>
       </w:r>
     </w:p>
     <w:p>
@@ -739,7 +733,7 @@
           <w:i w:val="0"/>
           <w:sz w:val="24"/>
         </w:rPr>
-        <w:t>Result: what changed, improved, stabilized, accelerated, or became possible? Judgment: what did you notice, weigh, recommend, or decide? Range: what new context, stakeholder group, system, or problem can you now handle?</w:t>
+        <w:t>Result: What changed, improved, stabilized, accelerated, or became possible?</w:t>
       </w:r>
     </w:p>
     <w:p>
@@ -752,7 +746,7 @@
           <w:i w:val="0"/>
           <w:sz w:val="24"/>
         </w:rPr>
-        <w:t>The strongest internal moves give you something you can eventually say like this: "I entered a new context. I was trusted to make this kind of judgment. Here is what changed."</w:t>
+        <w:t>Judgment: What did you notice, weigh, recommend, or decide?</w:t>
       </w:r>
     </w:p>
     <w:p>
@@ -765,7 +759,7 @@
           <w:i w:val="0"/>
           <w:sz w:val="24"/>
         </w:rPr>
-        <w:t>Before you accept the opportunity, ask: How is success measured? What would a strong first year allow me to point to? Which outcomes would I own rather than merely support?</w:t>
+        <w:t>Range: What new context, stakeholder group, system, or problem can you now handle?</w:t>
       </w:r>
     </w:p>
     <w:p>
@@ -778,7 +772,20 @@
           <w:i w:val="0"/>
           <w:sz w:val="24"/>
         </w:rPr>
-        <w:t>If the opportunity can only be explained through company language, translate it before you decide. If you cannot explain what the work could prove, you may not yet understand what the move is really offering.</w:t>
+        <w:t>The strongest internal moves eventually let you say: “I entered a new context. I was trusted to make this kind of judgment. Here is what changed.”</w:t>
+      </w:r>
+    </w:p>
+    <w:p>
+      <w:pPr>
+        <w:spacing w:before="0" w:after="180"/>
+      </w:pPr>
+      <w:r>
+        <w:rPr>
+          <w:b w:val="0"/>
+          <w:i w:val="0"/>
+          <w:sz w:val="24"/>
+        </w:rPr>
+        <w:t>Before you accept, ask how success is measured, which outcomes you would actually own, and what a strong first year would allow you to point to.</w:t>
       </w:r>
     </w:p>
     <w:p>
@@ -820,7 +827,7 @@
           <w:i w:val="0"/>
           <w:sz w:val="24"/>
         </w:rPr>
-        <w:t>If all three are yes, different work, expanded judgment, and evidence that travels, you have a strong growth case. That does not mean the move is automatically right, but the developmental value is visible.</w:t>
+        <w:t>If all three are yes, different work, expanded judgment, and evidence that travels, the developmental case is strong. That does not mean the move is automatically right. It means you can see what the work is likely to build.</w:t>
       </w:r>
     </w:p>
     <w:p>
@@ -833,7 +840,7 @@
           <w:i w:val="0"/>
           <w:sz w:val="24"/>
         </w:rPr>
-        <w:t>If two are yes, identify the missing dimension and investigate whether it can be designed into the role. Maybe the work is new and the evidence could be strong, but the decision authority is vague. That is not an automatic no. It is a negotiation question.</w:t>
+        <w:t>If two are yes, identify the missing dimension. The role may be worth negotiating rather than rejecting. New work and strong evidence with vague decision authority, for example, gives you a very specific conversation to have.</w:t>
       </w:r>
     </w:p>
     <w:p>
@@ -846,7 +853,7 @@
           <w:i w:val="0"/>
           <w:sz w:val="24"/>
         </w:rPr>
-        <w:t>If zero or one is yes, the opportunity may be movement without much growth. It may still be the right choice for compensation, flexibility, stability, a better manager, or another reason that matters in your real life. Just be accurate about what the work is giving you.</w:t>
+        <w:t>If zero or one is yes, the opportunity may be movement without much growth. It may still be the right choice for reasons that matter in your real life. Just be accurate about what the work is giving you.</w:t>
       </w:r>
     </w:p>
     <w:p>
@@ -859,7 +866,7 @@
           <w:i w:val="0"/>
           <w:sz w:val="24"/>
         </w:rPr>
-        <w:t>And do not assume the external option wins because it is outside. A new employer can give you a new logo and the same work. Compare the actual access to different work, stronger judgment, and clearer evidence.</w:t>
+        <w:t>And do not assume the external option automatically wins. A new employer can give you a new logo and the same work. Compare the actual access to different work, stronger judgment, and clearer evidence.</w:t>
       </w:r>
     </w:p>
     <w:p>
@@ -888,7 +895,7 @@
           <w:i w:val="0"/>
           <w:sz w:val="24"/>
         </w:rPr>
-        <w:t>There are times when an internal move will not solve the real problem.</w:t>
+        <w:t>These three questions read the work. They do not replace the rest of the decision.</w:t>
       </w:r>
     </w:p>
     <w:p>
@@ -901,7 +908,7 @@
           <w:i w:val="0"/>
           <w:sz w:val="24"/>
         </w:rPr>
-        <w:t>Your company may not contain the work you need. Your current manager may control access to internal opportunities. An old reputation may follow you into the next team. Compensation or title bands may not move enough. The organization may simply keep seeing you through the role you already perform.</w:t>
+        <w:t>Your company may not contain the work you need. A current manager may control access. An old reputation may follow you. Compensation bands or organizational politics may limit what is possible. Bias and age discrimination can shape who gets access to opportunities.</w:t>
       </w:r>
     </w:p>
     <w:p>
@@ -914,7 +921,7 @@
           <w:i w:val="0"/>
           <w:sz w:val="24"/>
         </w:rPr>
-        <w:t>Bias and age discrimination can also shape who gets access to opportunities. A three-question framework does not make those realities disappear.</w:t>
+        <w:t>And career decisions sit inside real lives. Compensation, caregiving, benefits, immigration status, health, safety, energy, stability, and timing can legitimately outweigh the developmental case.</w:t>
       </w:r>
     </w:p>
     <w:p>
@@ -927,33 +934,7 @@
           <w:i w:val="0"/>
           <w:sz w:val="24"/>
         </w:rPr>
-        <w:t>And if the environment is harming your health or safety, or you are dealing with harassment, discrimination, or another urgent threat, you do not need to perfect an internal-mobility strategy before protecting yourself and getting appropriate support.</w:t>
-      </w:r>
-    </w:p>
-    <w:p>
-      <w:pPr>
-        <w:spacing w:before="0" w:after="180"/>
-      </w:pPr>
-      <w:r>
-        <w:rPr>
-          <w:b w:val="0"/>
-          <w:i w:val="0"/>
-          <w:sz w:val="24"/>
-        </w:rPr>
-        <w:t>Career decisions also sit inside real lives. Compensation, caregiving, benefits, immigration status, energy, stability, and timing can legitimately outweigh the developmental case.</w:t>
-      </w:r>
-    </w:p>
-    <w:p>
-      <w:pPr>
-        <w:spacing w:before="0" w:after="180"/>
-      </w:pPr>
-      <w:r>
-        <w:rPr>
-          <w:b w:val="0"/>
-          <w:i w:val="0"/>
-          <w:sz w:val="24"/>
-        </w:rPr>
-        <w:t>These three questions read the work. They do not replace the rest of the decision.</w:t>
+        <w:t>If the environment is harming your health or safety, or you are dealing with harassment, discrimination, or another urgent threat, protecting yourself and getting appropriate support comes first.</w:t>
       </w:r>
     </w:p>
     <w:p>
@@ -982,7 +963,7 @@
           <w:i w:val="0"/>
           <w:sz w:val="24"/>
         </w:rPr>
-        <w:t>Before your next internal conversation, write one sentence under each question.</w:t>
+        <w:t>Before your next internal conversation, write one sentence under each question:</w:t>
       </w:r>
     </w:p>
     <w:p>
@@ -995,7 +976,33 @@
           <w:i w:val="0"/>
           <w:sz w:val="24"/>
         </w:rPr>
-        <w:t>What different work will I enter? What judgment will I be trusted to carry? What evidence could I explain a year from now?</w:t>
+        <w:t>What different work will I enter?</w:t>
+      </w:r>
+    </w:p>
+    <w:p>
+      <w:pPr>
+        <w:spacing w:before="0" w:after="180"/>
+      </w:pPr>
+      <w:r>
+        <w:rPr>
+          <w:b w:val="0"/>
+          <w:i w:val="0"/>
+          <w:sz w:val="24"/>
+        </w:rPr>
+        <w:t>What judgment will I be trusted to carry?</w:t>
+      </w:r>
+    </w:p>
+    <w:p>
+      <w:pPr>
+        <w:spacing w:before="0" w:after="180"/>
+      </w:pPr>
+      <w:r>
+        <w:rPr>
+          <w:b w:val="0"/>
+          <w:i w:val="0"/>
+          <w:sz w:val="24"/>
+        </w:rPr>
+        <w:t>What evidence could I explain a year from now?</w:t>
       </w:r>
     </w:p>
     <w:p>
@@ -1063,7 +1070,7 @@
           <w:i w:val="0"/>
           <w:sz w:val="24"/>
         </w:rPr>
-        <w:t>That is what we are testing next in Are You Growing, or Just Being Given More Work?</w:t>
+        <w:t>That is what we are testing next in “Are You Growing, or Just Being Given More Work?”</w:t>
       </w:r>
     </w:p>
     <w:p>

--- a/deliverables/VIDEO_6_Before_You_Take_An_Internal_Role_FINAL/Approved_Recording_Master_Reference.docx
+++ b/deliverables/VIDEO_6_Before_You_Take_An_Internal_Role_FINAL/Approved_Recording_Master_Reference.docx
@@ -199,6 +199,15 @@
         <w:t>restore deleted material, pad the script, or slow the delivery to reach an</w:t>
         <w:br/>
         <w:t>older target.</w:t>
+        <w:br/>
+        <w:br/>
+        <w:t>A full-screen graphic or a B-roll shot running underneath continuing narration</w:t>
+        <w:br/>
+        <w:t>does not add separate runtime. It occupies time the speech already occupies.</w:t>
+        <w:br/>
+        <w:t>Only a deliberate silent hold adds length, and those are the scripted pauses</w:t>
+        <w:br/>
+        <w:t>and the closing hold, which are already accounted for.</w:t>
       </w:r>
     </w:p>
     <w:p>
